--- a/VIDEO_manual_text_a_screenshoty.docx
+++ b/VIDEO_manual_text_a_screenshoty.docx
@@ -10,7 +10,7 @@
           <w:color w:val="1F5C99"/>
           <w:sz w:val="40"/>
         </w:rPr>
-        <w:t>Videomanuál „Skilly PRAKTIK-AI v Claude Desktop“: průvodní text a seznam screenshotů</w:t>
+        <w:t>Videomanuál „Skilly PRAKTIK-AI v kartě Code“: průvodní text a seznam screenshotů</w:t>
       </w:r>
     </w:p>
     <w:p>
@@ -22,6 +22,17 @@
           <w:rFonts w:ascii="Arial" w:hAnsi="Arial" w:eastAsia="Arial"/>
         </w:rPr>
         <w:t>Cílová délka 3:00 až 3:30. Publikum: metodičky a metodici týmu, vysokoškolsky vzdělaní, Claude už používají. Tempo řeči +8 %, bez úvodních zdvořilostí. Každá scéna = jeden screenshot s jednou až dvěma anotacemi (šipka nebo rámeček). Titulní a závěrečný snímek nesou loga UJEP, TAČR (SIGMA) a PRAKTIK-AI.</w:t>
+      </w:r>
+    </w:p>
+    <w:p>
+      <w:pPr>
+        <w:jc w:val="both"/>
+      </w:pPr>
+      <w:r>
+        <w:rPr>
+          <w:rFonts w:ascii="Arial" w:hAnsi="Arial" w:eastAsia="Arial"/>
+        </w:rPr>
+        <w:t>Videomanuál ukazuje jedinou pracovní cestu: kartu Code v Claude Desktop. Zipy ve složce zips zůstávají záložní možností pro práci v chatu; ve videu se o nich mluví jednou větou a neukazují se.</w:t>
       </w:r>
     </w:p>
     <w:p>
@@ -53,7 +64,7 @@
         <w:rPr>
           <w:rFonts w:ascii="Arial" w:hAnsi="Arial" w:eastAsia="Arial"/>
         </w:rPr>
-        <w:t xml:space="preserve"> Skilly PRAKTIK-AI. Pět malých balíčků instrukcí, které Claude načte, když tvoříte kurz. Nahrazují dlouhý prompt a hromadu dokumentů v projektu. Nainstalujete je jednou, používáte v každém chatu.</w:t>
+        <w:t xml:space="preserve"> Skilly PRAKTIK-AI. Pět malých balíčků instrukcí, které Claude načte, když tvoříte kurz. Nahrazují dlouhý prompt a hromadu dokumentů v projektu. Nainstalujete je jednou, používáte v každém kurzu.</w:t>
       </w:r>
     </w:p>
     <w:p>
@@ -89,7 +100,7 @@
         <w:rPr>
           <w:rFonts w:ascii="Arial" w:hAnsi="Arial" w:eastAsia="Arial"/>
         </w:rPr>
-        <w:t xml:space="preserve"> Všechno najdete na sdíleném Disku ve složce 09 Kurzy, podsložka PODKLADY_KURZU. Pro chat potřebujete složku zips, pět souborů. Pro kartu Code složku skills a skript install.</w:t>
+        <w:t xml:space="preserve"> Všechno najdete na sdíleném Disku ve složce 09 Kurzy, podsložka PODKLADY_KURZU. Zkopírujte ji celou k sobě na počítač. Potřebujete z ní dvě věci: složku skills a složku scripts. Zipy vedle nich jsou záloha pro práci v chatu, tady je nepoužijeme.</w:t>
       </w:r>
     </w:p>
     <w:p>
@@ -101,13 +112,13 @@
           <w:rFonts w:ascii="Arial" w:hAnsi="Arial" w:eastAsia="Arial"/>
           <w:b/>
         </w:rPr>
-        <w:t>Scéna 4 (0:50–1:05) · Settings → Capabilities</w:t>
+        <w:t>Scéna 4 (0:50–1:10) · instalace jedním dvojklikem</w:t>
       </w:r>
       <w:r>
         <w:rPr>
           <w:rFonts w:ascii="Arial" w:hAnsi="Arial" w:eastAsia="Arial"/>
         </w:rPr>
-        <w:t xml:space="preserve"> V Claude Desktop klikněte vlevo dole na své jméno, zvolte Settings a kartu Capabilities. Zapněte Code execution and file creation. Bez tohoto přepínače se skilly nenabídnou.</w:t>
+        <w:t xml:space="preserve"> Otevřete složku scripts a dvakrát klikněte na Nainstalovat skilly. Funguje to v Průzkumníku i v Total Commanderu. Skript zkopíruje pět skillů do vašeho uživatelského profilu, do složky tečka claude, skills. Claude Code tuhle složku sleduje, takže novou i opravenou verzi zachytí i v už rozdělané relaci. Restartovat nemusíte.</w:t>
       </w:r>
     </w:p>
     <w:p>
@@ -119,13 +130,13 @@
           <w:rFonts w:ascii="Arial" w:hAnsi="Arial" w:eastAsia="Arial"/>
           <w:b/>
         </w:rPr>
-        <w:t>Scéna 5 (1:05–1:25) · Upload skill</w:t>
+        <w:t>Scéna 5 (1:10–1:30) · karta Code a Project folder</w:t>
       </w:r>
       <w:r>
         <w:rPr>
           <w:rFonts w:ascii="Arial" w:hAnsi="Arial" w:eastAsia="Arial"/>
         </w:rPr>
-        <w:t xml:space="preserve"> Na téže kartě sjeďte k části Skills. Upload skill, vyberte praktik.zip. Zopakujte pro zbývající čtyři zipy. Seznam musí ukazovat pět skillů se zapnutým přepínačem.</w:t>
+        <w:t xml:space="preserve"> V Claude Desktop přepněte na kartu Code. Ještě před první zprávou nastavte v řádku promptu Project folder a vyberte složku kurzu. Ta složka je Claudův pracovní prostor: soubory kurzu v ní rovnou vznikají a upravují se. Na cokoli mimo ni se vás Claude zeptá.</w:t>
       </w:r>
     </w:p>
     <w:p>
@@ -137,13 +148,13 @@
           <w:rFonts w:ascii="Arial" w:hAnsi="Arial" w:eastAsia="Arial"/>
           <w:b/>
         </w:rPr>
-        <w:t>Scéna 6 (1:25–1:50) · první zadání v chatu</w:t>
+        <w:t>Scéna 6 (1:30–1:55) · první zadání</w:t>
       </w:r>
       <w:r>
         <w:rPr>
           <w:rFonts w:ascii="Arial" w:hAnsi="Arial" w:eastAsia="Arial"/>
         </w:rPr>
-        <w:t xml:space="preserve"> Nový chat. Přiložte zdrojový článek jako soubor. Napište: použij skill praktik-kurz, kód kurzu z katalogu, cílovou skupinu a tři autentické situace z vaší praxe. Bez těch tří situací skill kurz nezačne, protože autenticita je to jediné, co AI nevymyslí.</w:t>
+        <w:t xml:space="preserve"> Přiložte zdrojový článek jako soubor. Napište: použij skill praktik-kurz, kód kurzu z katalogu, cílovou skupinu a tři autentické situace z vaší praxe. Bez těch tří situací skill kurz nezačne, protože autenticita je to jediné, co AI nevymyslí.</w:t>
       </w:r>
     </w:p>
     <w:p>
@@ -155,7 +166,7 @@
           <w:rFonts w:ascii="Arial" w:hAnsi="Arial" w:eastAsia="Arial"/>
           <w:b/>
         </w:rPr>
-        <w:t>Scéna 7 (1:50–2:10) · kostra kurzu</w:t>
+        <w:t>Scéna 7 (1:55–2:15) · kostra kurzu</w:t>
       </w:r>
       <w:r>
         <w:rPr>
@@ -173,13 +184,13 @@
           <w:rFonts w:ascii="Arial" w:hAnsi="Arial" w:eastAsia="Arial"/>
           <w:b/>
         </w:rPr>
-        <w:t>Scéna 8 (2:10–2:30) · modul a kontrola</w:t>
+        <w:t>Scéna 8 (2:15–2:35) · modul a kontrola</w:t>
       </w:r>
       <w:r>
         <w:rPr>
           <w:rFonts w:ascii="Arial" w:hAnsi="Arial" w:eastAsia="Arial"/>
         </w:rPr>
-        <w:t xml:space="preserve"> Moduly přicházejí po jednom: IMPULS, F1 prezentace do pěti minut, F2 procvičení dialogickým formátem, F3 ověření, F4 část artefaktu. Před odesláním oponentovi napište „zkontroluj kurz“. Praktik-qa vrátí report a vy řešíte jen označená místa.</w:t>
+        <w:t xml:space="preserve"> Moduly přicházejí po jednom: IMPULS, F1 prezentace do pěti minut, F2 procvičení dialogickým formátem, F3 ověření, F4 část artefaktu. Před odesláním oponentovi napište „zkontroluj kurz“. Praktik-qa uloží report do stejné složky a vy řešíte jen označená místa.</w:t>
       </w:r>
     </w:p>
     <w:p>
@@ -191,13 +202,13 @@
           <w:rFonts w:ascii="Arial" w:hAnsi="Arial" w:eastAsia="Arial"/>
           <w:b/>
         </w:rPr>
-        <w:t>Scéna 9 (2:30–2:45) · export do Wordu</w:t>
+        <w:t>Scéna 9 (2:35–2:55) · export do Wordu</w:t>
       </w:r>
       <w:r>
         <w:rPr>
           <w:rFonts w:ascii="Arial" w:hAnsi="Arial" w:eastAsia="Arial"/>
         </w:rPr>
-        <w:t xml:space="preserve"> „Exportuj do docx.“ Vznikne Word s modrými záhlavími modulů, kurzivními závěry a zápatím s dedikací projektu. Soubor pojmenovaný kódem kurzu uložte do složky kurzu na Disku.</w:t>
+        <w:t xml:space="preserve"> „Exportuj do docx.“ Vedle markdownu vznikne Word s modrými záhlavími modulů, kurzivními závěry a zápatím s dedikací projektu. Nic nestahujete; soubor už leží ve složce kurzu. Export potřebuje Python s balíčkem python-docx, nainstalujete ho jednou.</w:t>
       </w:r>
     </w:p>
     <w:p>
@@ -209,13 +220,13 @@
           <w:rFonts w:ascii="Arial" w:hAnsi="Arial" w:eastAsia="Arial"/>
           <w:b/>
         </w:rPr>
-        <w:t>Scéna 10 (2:45–3:05) · karta Code, volitelně</w:t>
+        <w:t>Scéna 10 (2:55–3:10) · co ve složce zůstane</w:t>
       </w:r>
       <w:r>
         <w:rPr>
           <w:rFonts w:ascii="Arial" w:hAnsi="Arial" w:eastAsia="Arial"/>
         </w:rPr>
-        <w:t xml:space="preserve"> Když chcete, aby kurz vznikal rovnou ve složce na vašem disku, použijte kartu Code. Spusťte install_skills.ps1, otevřete složku kurzu a napište lomítko praktik. Soubory vznikají tam, kde je potřebujete.</w:t>
+        <w:t xml:space="preserve"> Na konci máte ve složce kurzu čtyři soubory: zápis rozhovoru, kurz v markdownu, QA report a Word pro oponenta a garanta. Všechny pojmenované kódem kurzu. Odsud je kopírujete na Disk.</w:t>
       </w:r>
     </w:p>
     <w:p>
@@ -227,7 +238,7 @@
           <w:rFonts w:ascii="Arial" w:hAnsi="Arial" w:eastAsia="Arial"/>
           <w:b/>
         </w:rPr>
-        <w:t>Scéna 11 (3:05–3:20) · závěr</w:t>
+        <w:t>Scéna 11 (3:10–3:25) · závěr</w:t>
       </w:r>
       <w:r>
         <w:rPr>
@@ -281,13 +292,8 @@
             <w:shd w:val="clear" w:color="auto" w:fill="DEEAF6"/>
           </w:tcPr>
           <w:p>
-            <w:r/>
             <w:r>
-              <w:rPr>
-                <w:rFonts w:ascii="Arial" w:hAnsi="Arial" w:eastAsia="Arial"/>
-                <w:b/>
-                <w:sz w:val="20"/>
-              </w:rPr>
+              <w:rPr/>
               <w:t>#</w:t>
             </w:r>
           </w:p>
@@ -298,13 +304,8 @@
             <w:shd w:val="clear" w:color="auto" w:fill="DEEAF6"/>
           </w:tcPr>
           <w:p>
-            <w:r/>
             <w:r>
-              <w:rPr>
-                <w:rFonts w:ascii="Arial" w:hAnsi="Arial" w:eastAsia="Arial"/>
-                <w:b/>
-                <w:sz w:val="20"/>
-              </w:rPr>
+              <w:rPr/>
               <w:t>Soubor</w:t>
             </w:r>
           </w:p>
@@ -315,13 +316,8 @@
             <w:shd w:val="clear" w:color="auto" w:fill="DEEAF6"/>
           </w:tcPr>
           <w:p>
-            <w:r/>
             <w:r>
-              <w:rPr>
-                <w:rFonts w:ascii="Arial" w:hAnsi="Arial" w:eastAsia="Arial"/>
-                <w:b/>
-                <w:sz w:val="20"/>
-              </w:rPr>
+              <w:rPr/>
               <w:t>Co musí být vidět</w:t>
             </w:r>
           </w:p>
@@ -332,13 +328,8 @@
             <w:shd w:val="clear" w:color="auto" w:fill="DEEAF6"/>
           </w:tcPr>
           <w:p>
-            <w:r/>
             <w:r>
-              <w:rPr>
-                <w:rFonts w:ascii="Arial" w:hAnsi="Arial" w:eastAsia="Arial"/>
-                <w:b/>
-                <w:sz w:val="20"/>
-              </w:rPr>
+              <w:rPr/>
               <w:t>Anotace</w:t>
             </w:r>
           </w:p>
@@ -350,7 +341,6 @@
             <w:tcW w:type="dxa" w:w="2351"/>
           </w:tcPr>
           <w:p>
-            <w:r/>
             <w:r>
               <w:rPr>
                 <w:rFonts w:ascii="Arial" w:hAnsi="Arial" w:eastAsia="Arial"/>
@@ -365,7 +355,6 @@
             <w:tcW w:type="dxa" w:w="2351"/>
           </w:tcPr>
           <w:p>
-            <w:r/>
             <w:r>
               <w:rPr>
                 <w:rFonts w:ascii="Consolas" w:hAnsi="Consolas" w:eastAsia="Consolas"/>
@@ -380,13 +369,12 @@
             <w:tcW w:type="dxa" w:w="2351"/>
           </w:tcPr>
           <w:p>
-            <w:r/>
             <w:r>
               <w:rPr>
                 <w:rFonts w:ascii="Arial" w:hAnsi="Arial" w:eastAsia="Arial"/>
                 <w:sz w:val="20"/>
               </w:rPr>
-              <w:t>titulní grafika: název „Skilly PRAKTIK-AI v Claude Desktop“, loga UJEP, TAČR SIGMA, PRAKTIK-AI dole</w:t>
+              <w:t>titulní grafika: název „Skilly PRAKTIK-AI v kartě Code“, loga UJEP, TAČR SIGMA, PRAKTIK-AI dole</w:t>
             </w:r>
           </w:p>
         </w:tc>
@@ -395,7 +383,6 @@
             <w:tcW w:type="dxa" w:w="2351"/>
           </w:tcPr>
           <w:p>
-            <w:r/>
             <w:r>
               <w:rPr>
                 <w:rFonts w:ascii="Arial" w:hAnsi="Arial" w:eastAsia="Arial"/>
@@ -412,7 +399,6 @@
             <w:tcW w:type="dxa" w:w="2351"/>
           </w:tcPr>
           <w:p>
-            <w:r/>
             <w:r>
               <w:rPr>
                 <w:rFonts w:ascii="Arial" w:hAnsi="Arial" w:eastAsia="Arial"/>
@@ -427,7 +413,6 @@
             <w:tcW w:type="dxa" w:w="2351"/>
           </w:tcPr>
           <w:p>
-            <w:r/>
             <w:r>
               <w:rPr>
                 <w:rFonts w:ascii="Consolas" w:hAnsi="Consolas" w:eastAsia="Consolas"/>
@@ -442,7 +427,6 @@
             <w:tcW w:type="dxa" w:w="2351"/>
           </w:tcPr>
           <w:p>
-            <w:r/>
             <w:r>
               <w:rPr>
                 <w:rFonts w:ascii="Arial" w:hAnsi="Arial" w:eastAsia="Arial"/>
@@ -457,7 +441,6 @@
             <w:tcW w:type="dxa" w:w="2351"/>
           </w:tcPr>
           <w:p>
-            <w:r/>
             <w:r>
               <w:rPr>
                 <w:rFonts w:ascii="Arial" w:hAnsi="Arial" w:eastAsia="Arial"/>
@@ -474,7 +457,6 @@
             <w:tcW w:type="dxa" w:w="2351"/>
           </w:tcPr>
           <w:p>
-            <w:r/>
             <w:r>
               <w:rPr>
                 <w:rFonts w:ascii="Arial" w:hAnsi="Arial" w:eastAsia="Arial"/>
@@ -489,7 +471,6 @@
             <w:tcW w:type="dxa" w:w="2351"/>
           </w:tcPr>
           <w:p>
-            <w:r/>
             <w:r>
               <w:rPr>
                 <w:rFonts w:ascii="Consolas" w:hAnsi="Consolas" w:eastAsia="Consolas"/>
@@ -504,13 +485,12 @@
             <w:tcW w:type="dxa" w:w="2351"/>
           </w:tcPr>
           <w:p>
-            <w:r/>
             <w:r>
               <w:rPr>
                 <w:rFonts w:ascii="Arial" w:hAnsi="Arial" w:eastAsia="Arial"/>
                 <w:sz w:val="20"/>
               </w:rPr>
-              <w:t>Google Disk, otevřená složka 09_Kurzy/PODKLADY_KURZU, viditelné podsložky zips, skills, scripts a soubor NAVOD</w:t>
+              <w:t>Google Disk, otevřená složka 09_Kurzy/PODKLADY_KURZU, viditelné podsložky skills, scripts, zips a soubor NAVOD</w:t>
             </w:r>
           </w:p>
         </w:tc>
@@ -519,13 +499,12 @@
             <w:tcW w:type="dxa" w:w="2351"/>
           </w:tcPr>
           <w:p>
-            <w:r/>
             <w:r>
               <w:rPr>
                 <w:rFonts w:ascii="Arial" w:hAnsi="Arial" w:eastAsia="Arial"/>
                 <w:sz w:val="20"/>
               </w:rPr>
-              <w:t>rámeček kolem zips a skills</w:t>
+              <w:t>rámeček kolem skills a scripts</w:t>
             </w:r>
           </w:p>
         </w:tc>
@@ -536,7 +515,6 @@
             <w:tcW w:type="dxa" w:w="2351"/>
           </w:tcPr>
           <w:p>
-            <w:r/>
             <w:r>
               <w:rPr>
                 <w:rFonts w:ascii="Arial" w:hAnsi="Arial" w:eastAsia="Arial"/>
@@ -551,13 +529,12 @@
             <w:tcW w:type="dxa" w:w="2351"/>
           </w:tcPr>
           <w:p>
-            <w:r/>
             <w:r>
               <w:rPr>
                 <w:rFonts w:ascii="Consolas" w:hAnsi="Consolas" w:eastAsia="Consolas"/>
                 <w:sz w:val="20"/>
               </w:rPr>
-              <w:t>S04_settings_menu.png</w:t>
+              <w:t>S04_scripts_cmd.png</w:t>
             </w:r>
           </w:p>
         </w:tc>
@@ -566,13 +543,12 @@
             <w:tcW w:type="dxa" w:w="2351"/>
           </w:tcPr>
           <w:p>
-            <w:r/>
             <w:r>
               <w:rPr>
                 <w:rFonts w:ascii="Arial" w:hAnsi="Arial" w:eastAsia="Arial"/>
                 <w:sz w:val="20"/>
               </w:rPr>
-              <w:t>Claude Desktop, rozbalené menu po kliknutí na jméno vlevo dole, položka Settings</w:t>
+              <w:t>Průzkumník, složka scripts, soubory Nainstalovat_skilly.cmd a install_skills.ps1</w:t>
             </w:r>
           </w:p>
         </w:tc>
@@ -581,13 +557,12 @@
             <w:tcW w:type="dxa" w:w="2351"/>
           </w:tcPr>
           <w:p>
-            <w:r/>
             <w:r>
               <w:rPr>
                 <w:rFonts w:ascii="Arial" w:hAnsi="Arial" w:eastAsia="Arial"/>
                 <w:sz w:val="20"/>
               </w:rPr>
-              <w:t>šipka na Settings</w:t>
+              <w:t>šipka na Nainstalovat_skilly.cmd</w:t>
             </w:r>
           </w:p>
         </w:tc>
@@ -598,7 +573,6 @@
             <w:tcW w:type="dxa" w:w="2351"/>
           </w:tcPr>
           <w:p>
-            <w:r/>
             <w:r>
               <w:rPr>
                 <w:rFonts w:ascii="Arial" w:hAnsi="Arial" w:eastAsia="Arial"/>
@@ -613,13 +587,12 @@
             <w:tcW w:type="dxa" w:w="2351"/>
           </w:tcPr>
           <w:p>
-            <w:r/>
             <w:r>
               <w:rPr>
                 <w:rFonts w:ascii="Consolas" w:hAnsi="Consolas" w:eastAsia="Consolas"/>
                 <w:sz w:val="20"/>
               </w:rPr>
-              <w:t>S05_capabilities.png</w:t>
+              <w:t>S05_instalace_beh.png</w:t>
             </w:r>
           </w:p>
         </w:tc>
@@ -628,13 +601,12 @@
             <w:tcW w:type="dxa" w:w="2351"/>
           </w:tcPr>
           <w:p>
-            <w:r/>
             <w:r>
               <w:rPr>
                 <w:rFonts w:ascii="Arial" w:hAnsi="Arial" w:eastAsia="Arial"/>
                 <w:sz w:val="20"/>
               </w:rPr>
-              <w:t>Settings, karta Capabilities, přepínač Code execution and file creation zapnutý</w:t>
+              <w:t>okno PowerShellu s pěti řádky „Nainstalovan skill: praktik…“ a závěrečnou hláškou</w:t>
             </w:r>
           </w:p>
         </w:tc>
@@ -643,13 +615,12 @@
             <w:tcW w:type="dxa" w:w="2351"/>
           </w:tcPr>
           <w:p>
-            <w:r/>
             <w:r>
               <w:rPr>
                 <w:rFonts w:ascii="Arial" w:hAnsi="Arial" w:eastAsia="Arial"/>
                 <w:sz w:val="20"/>
               </w:rPr>
-              <w:t>rámeček kolem přepínače</w:t>
+              <w:t>rámeček kolem pěti řádků</w:t>
             </w:r>
           </w:p>
         </w:tc>
@@ -660,7 +631,6 @@
             <w:tcW w:type="dxa" w:w="2351"/>
           </w:tcPr>
           <w:p>
-            <w:r/>
             <w:r>
               <w:rPr>
                 <w:rFonts w:ascii="Arial" w:hAnsi="Arial" w:eastAsia="Arial"/>
@@ -675,13 +645,12 @@
             <w:tcW w:type="dxa" w:w="2351"/>
           </w:tcPr>
           <w:p>
-            <w:r/>
             <w:r>
               <w:rPr>
                 <w:rFonts w:ascii="Consolas" w:hAnsi="Consolas" w:eastAsia="Consolas"/>
                 <w:sz w:val="20"/>
               </w:rPr>
-              <w:t>S06_skills_sekce.png</w:t>
+              <w:t>S06_slozka_skills.png</w:t>
             </w:r>
           </w:p>
         </w:tc>
@@ -690,13 +659,12 @@
             <w:tcW w:type="dxa" w:w="2351"/>
           </w:tcPr>
           <w:p>
-            <w:r/>
             <w:r>
               <w:rPr>
                 <w:rFonts w:ascii="Arial" w:hAnsi="Arial" w:eastAsia="Arial"/>
                 <w:sz w:val="20"/>
               </w:rPr>
-              <w:t>tatáž karta, část Skills s tlačítkem Upload skill, zatím bez skillů nebo s výchozími</w:t>
+              <w:t>Průzkumník, C:\Users\&lt;jméno&gt;\.claude\skills s pěti složkami praktik*</w:t>
             </w:r>
           </w:p>
         </w:tc>
@@ -705,13 +673,12 @@
             <w:tcW w:type="dxa" w:w="2351"/>
           </w:tcPr>
           <w:p>
-            <w:r/>
             <w:r>
               <w:rPr>
                 <w:rFonts w:ascii="Arial" w:hAnsi="Arial" w:eastAsia="Arial"/>
                 <w:sz w:val="20"/>
               </w:rPr>
-              <w:t>šipka na Upload skill</w:t>
+              <w:t>rámeček kolem pěti složek</w:t>
             </w:r>
           </w:p>
         </w:tc>
@@ -722,7 +689,6 @@
             <w:tcW w:type="dxa" w:w="2351"/>
           </w:tcPr>
           <w:p>
-            <w:r/>
             <w:r>
               <w:rPr>
                 <w:rFonts w:ascii="Arial" w:hAnsi="Arial" w:eastAsia="Arial"/>
@@ -737,13 +703,12 @@
             <w:tcW w:type="dxa" w:w="2351"/>
           </w:tcPr>
           <w:p>
-            <w:r/>
             <w:r>
               <w:rPr>
                 <w:rFonts w:ascii="Consolas" w:hAnsi="Consolas" w:eastAsia="Consolas"/>
                 <w:sz w:val="20"/>
               </w:rPr>
-              <w:t>S07_vyber_zipu.png</w:t>
+              <w:t>S07_project_folder.png</w:t>
             </w:r>
           </w:p>
         </w:tc>
@@ -752,13 +717,12 @@
             <w:tcW w:type="dxa" w:w="2351"/>
           </w:tcPr>
           <w:p>
-            <w:r/>
             <w:r>
               <w:rPr>
                 <w:rFonts w:ascii="Arial" w:hAnsi="Arial" w:eastAsia="Arial"/>
                 <w:sz w:val="20"/>
               </w:rPr>
-              <w:t>systémový dialog výběru souboru, složka zips s pěti zipy, vybraný praktik.zip</w:t>
+              <w:t>karta Code, řádek promptu s rozbaleným výběrem Project folder, vybraná složka kurzu</w:t>
             </w:r>
           </w:p>
         </w:tc>
@@ -767,13 +731,12 @@
             <w:tcW w:type="dxa" w:w="2351"/>
           </w:tcPr>
           <w:p>
-            <w:r/>
             <w:r>
               <w:rPr>
                 <w:rFonts w:ascii="Arial" w:hAnsi="Arial" w:eastAsia="Arial"/>
                 <w:sz w:val="20"/>
               </w:rPr>
-              <w:t>rámeček kolem pěti souborů</w:t>
+              <w:t>šipka na Project folder</w:t>
             </w:r>
           </w:p>
         </w:tc>
@@ -784,7 +747,6 @@
             <w:tcW w:type="dxa" w:w="2351"/>
           </w:tcPr>
           <w:p>
-            <w:r/>
             <w:r>
               <w:rPr>
                 <w:rFonts w:ascii="Arial" w:hAnsi="Arial" w:eastAsia="Arial"/>
@@ -799,13 +761,12 @@
             <w:tcW w:type="dxa" w:w="2351"/>
           </w:tcPr>
           <w:p>
-            <w:r/>
             <w:r>
               <w:rPr>
                 <w:rFonts w:ascii="Consolas" w:hAnsi="Consolas" w:eastAsia="Consolas"/>
                 <w:sz w:val="20"/>
               </w:rPr>
-              <w:t>S08_skills_nahrane.png</w:t>
+              <w:t>S08_lomitko_praktik.png</w:t>
             </w:r>
           </w:p>
         </w:tc>
@@ -814,13 +775,12 @@
             <w:tcW w:type="dxa" w:w="2351"/>
           </w:tcPr>
           <w:p>
-            <w:r/>
             <w:r>
               <w:rPr>
                 <w:rFonts w:ascii="Arial" w:hAnsi="Arial" w:eastAsia="Arial"/>
                 <w:sz w:val="20"/>
               </w:rPr>
-              <w:t>část Skills se všemi pěti skilly praktik* a zapnutými přepínači</w:t>
+              <w:t>karta Code, v řádku napsané /praktik s nabídkou pěti skillů</w:t>
             </w:r>
           </w:p>
         </w:tc>
@@ -829,13 +789,12 @@
             <w:tcW w:type="dxa" w:w="2351"/>
           </w:tcPr>
           <w:p>
-            <w:r/>
             <w:r>
               <w:rPr>
                 <w:rFonts w:ascii="Arial" w:hAnsi="Arial" w:eastAsia="Arial"/>
                 <w:sz w:val="20"/>
               </w:rPr>
-              <w:t>rámeček kolem seznamu</w:t>
+              <w:t>rámeček kolem nabídky</w:t>
             </w:r>
           </w:p>
         </w:tc>
@@ -846,7 +805,6 @@
             <w:tcW w:type="dxa" w:w="2351"/>
           </w:tcPr>
           <w:p>
-            <w:r/>
             <w:r>
               <w:rPr>
                 <w:rFonts w:ascii="Arial" w:hAnsi="Arial" w:eastAsia="Arial"/>
@@ -861,13 +819,12 @@
             <w:tcW w:type="dxa" w:w="2351"/>
           </w:tcPr>
           <w:p>
-            <w:r/>
             <w:r>
               <w:rPr>
                 <w:rFonts w:ascii="Consolas" w:hAnsi="Consolas" w:eastAsia="Consolas"/>
                 <w:sz w:val="20"/>
               </w:rPr>
-              <w:t>S09_novy_chat_zadani.png</w:t>
+              <w:t>S09_zadani.png</w:t>
             </w:r>
           </w:p>
         </w:tc>
@@ -876,13 +833,12 @@
             <w:tcW w:type="dxa" w:w="2351"/>
           </w:tcPr>
           <w:p>
-            <w:r/>
             <w:r>
               <w:rPr>
                 <w:rFonts w:ascii="Arial" w:hAnsi="Arial" w:eastAsia="Arial"/>
                 <w:sz w:val="20"/>
               </w:rPr>
-              <w:t>nový chat, přiložené PDF (chip s názvem souboru), rozepsaná zpráva „Použij skill praktik-kurz. Kurz C1.5 … Tři situace z praxe: 1) … 2) … 3) …“</w:t>
+              <w:t>karta Code, přiložené PDF (chip s názvem souboru), rozepsaná zpráva „Použij skill praktik-kurz. Kurz C1.5 … Tři situace z praxe: 1) … 2) … 3) …“</w:t>
             </w:r>
           </w:p>
         </w:tc>
@@ -891,7 +847,6 @@
             <w:tcW w:type="dxa" w:w="2351"/>
           </w:tcPr>
           <w:p>
-            <w:r/>
             <w:r>
               <w:rPr>
                 <w:rFonts w:ascii="Arial" w:hAnsi="Arial" w:eastAsia="Arial"/>
@@ -908,7 +863,6 @@
             <w:tcW w:type="dxa" w:w="2351"/>
           </w:tcPr>
           <w:p>
-            <w:r/>
             <w:r>
               <w:rPr>
                 <w:rFonts w:ascii="Arial" w:hAnsi="Arial" w:eastAsia="Arial"/>
@@ -923,7 +877,6 @@
             <w:tcW w:type="dxa" w:w="2351"/>
           </w:tcPr>
           <w:p>
-            <w:r/>
             <w:r>
               <w:rPr>
                 <w:rFonts w:ascii="Consolas" w:hAnsi="Consolas" w:eastAsia="Consolas"/>
@@ -938,13 +891,12 @@
             <w:tcW w:type="dxa" w:w="2351"/>
           </w:tcPr>
           <w:p>
-            <w:r/>
             <w:r>
               <w:rPr>
                 <w:rFonts w:ascii="Arial" w:hAnsi="Arial" w:eastAsia="Arial"/>
                 <w:sz w:val="20"/>
               </w:rPr>
-              <w:t>odpověď Claude, kde je vidět indikátor použití skillu praktik-kurz (řádek „Using skill“ nebo rozbalený krok)</w:t>
+              <w:t>odpověď Claude, kde je vidět indikátor použití skillu praktik-kurz</w:t>
             </w:r>
           </w:p>
         </w:tc>
@@ -953,7 +905,6 @@
             <w:tcW w:type="dxa" w:w="2351"/>
           </w:tcPr>
           <w:p>
-            <w:r/>
             <w:r>
               <w:rPr>
                 <w:rFonts w:ascii="Arial" w:hAnsi="Arial" w:eastAsia="Arial"/>
@@ -970,7 +921,6 @@
             <w:tcW w:type="dxa" w:w="2351"/>
           </w:tcPr>
           <w:p>
-            <w:r/>
             <w:r>
               <w:rPr>
                 <w:rFonts w:ascii="Arial" w:hAnsi="Arial" w:eastAsia="Arial"/>
@@ -985,7 +935,6 @@
             <w:tcW w:type="dxa" w:w="2351"/>
           </w:tcPr>
           <w:p>
-            <w:r/>
             <w:r>
               <w:rPr>
                 <w:rFonts w:ascii="Consolas" w:hAnsi="Consolas" w:eastAsia="Consolas"/>
@@ -1000,7 +949,6 @@
             <w:tcW w:type="dxa" w:w="2351"/>
           </w:tcPr>
           <w:p>
-            <w:r/>
             <w:r>
               <w:rPr>
                 <w:rFonts w:ascii="Arial" w:hAnsi="Arial" w:eastAsia="Arial"/>
@@ -1015,7 +963,6 @@
             <w:tcW w:type="dxa" w:w="2351"/>
           </w:tcPr>
           <w:p>
-            <w:r/>
             <w:r>
               <w:rPr>
                 <w:rFonts w:ascii="Arial" w:hAnsi="Arial" w:eastAsia="Arial"/>
@@ -1032,7 +979,6 @@
             <w:tcW w:type="dxa" w:w="2351"/>
           </w:tcPr>
           <w:p>
-            <w:r/>
             <w:r>
               <w:rPr>
                 <w:rFonts w:ascii="Arial" w:hAnsi="Arial" w:eastAsia="Arial"/>
@@ -1047,7 +993,6 @@
             <w:tcW w:type="dxa" w:w="2351"/>
           </w:tcPr>
           <w:p>
-            <w:r/>
             <w:r>
               <w:rPr>
                 <w:rFonts w:ascii="Consolas" w:hAnsi="Consolas" w:eastAsia="Consolas"/>
@@ -1062,7 +1007,6 @@
             <w:tcW w:type="dxa" w:w="2351"/>
           </w:tcPr>
           <w:p>
-            <w:r/>
             <w:r>
               <w:rPr>
                 <w:rFonts w:ascii="Arial" w:hAnsi="Arial" w:eastAsia="Arial"/>
@@ -1077,7 +1021,6 @@
             <w:tcW w:type="dxa" w:w="2351"/>
           </w:tcPr>
           <w:p>
-            <w:r/>
             <w:r>
               <w:rPr>
                 <w:rFonts w:ascii="Arial" w:hAnsi="Arial" w:eastAsia="Arial"/>
@@ -1094,7 +1037,6 @@
             <w:tcW w:type="dxa" w:w="2351"/>
           </w:tcPr>
           <w:p>
-            <w:r/>
             <w:r>
               <w:rPr>
                 <w:rFonts w:ascii="Arial" w:hAnsi="Arial" w:eastAsia="Arial"/>
@@ -1109,7 +1051,6 @@
             <w:tcW w:type="dxa" w:w="2351"/>
           </w:tcPr>
           <w:p>
-            <w:r/>
             <w:r>
               <w:rPr>
                 <w:rFonts w:ascii="Consolas" w:hAnsi="Consolas" w:eastAsia="Consolas"/>
@@ -1124,7 +1065,6 @@
             <w:tcW w:type="dxa" w:w="2351"/>
           </w:tcPr>
           <w:p>
-            <w:r/>
             <w:r>
               <w:rPr>
                 <w:rFonts w:ascii="Arial" w:hAnsi="Arial" w:eastAsia="Arial"/>
@@ -1139,7 +1079,6 @@
             <w:tcW w:type="dxa" w:w="2351"/>
           </w:tcPr>
           <w:p>
-            <w:r/>
             <w:r>
               <w:rPr>
                 <w:rFonts w:ascii="Arial" w:hAnsi="Arial" w:eastAsia="Arial"/>
@@ -1156,7 +1095,6 @@
             <w:tcW w:type="dxa" w:w="2351"/>
           </w:tcPr>
           <w:p>
-            <w:r/>
             <w:r>
               <w:rPr>
                 <w:rFonts w:ascii="Arial" w:hAnsi="Arial" w:eastAsia="Arial"/>
@@ -1171,7 +1109,6 @@
             <w:tcW w:type="dxa" w:w="2351"/>
           </w:tcPr>
           <w:p>
-            <w:r/>
             <w:r>
               <w:rPr>
                 <w:rFonts w:ascii="Consolas" w:hAnsi="Consolas" w:eastAsia="Consolas"/>
@@ -1186,20 +1123,12 @@
             <w:tcW w:type="dxa" w:w="2351"/>
           </w:tcPr>
           <w:p>
-            <w:r/>
-            <w:r>
-              <w:rPr>
-                <w:rFonts w:ascii="Arial" w:hAnsi="Arial" w:eastAsia="Arial"/>
-                <w:sz w:val="20"/>
-              </w:rPr>
-              <w:t xml:space="preserve">zpráva „exportuj do docx“ a odpověď s odkazem na stažení souboru </w:t>
-            </w:r>
             <w:r>
               <w:rPr>
                 <w:rFonts w:ascii="Consolas" w:hAnsi="Consolas" w:eastAsia="Consolas"/>
                 <w:sz w:val="20"/>
               </w:rPr>
-              <w:t>&lt;KOD&gt;_…_KURZ.docx</w:t>
+              <w:t>zpráva „exportuj do docx“ a odpověď s cestou k vytvořenému &lt;KOD&gt;_…_KURZ.docx ve složce kurzu</w:t>
             </w:r>
           </w:p>
         </w:tc>
@@ -1208,13 +1137,12 @@
             <w:tcW w:type="dxa" w:w="2351"/>
           </w:tcPr>
           <w:p>
-            <w:r/>
             <w:r>
               <w:rPr>
                 <w:rFonts w:ascii="Arial" w:hAnsi="Arial" w:eastAsia="Arial"/>
                 <w:sz w:val="20"/>
               </w:rPr>
-              <w:t>šipka na soubor</w:t>
+              <w:t>šipka na cestu k souboru</w:t>
             </w:r>
           </w:p>
         </w:tc>
@@ -1225,7 +1153,6 @@
             <w:tcW w:type="dxa" w:w="2351"/>
           </w:tcPr>
           <w:p>
-            <w:r/>
             <w:r>
               <w:rPr>
                 <w:rFonts w:ascii="Arial" w:hAnsi="Arial" w:eastAsia="Arial"/>
@@ -1240,7 +1167,6 @@
             <w:tcW w:type="dxa" w:w="2351"/>
           </w:tcPr>
           <w:p>
-            <w:r/>
             <w:r>
               <w:rPr>
                 <w:rFonts w:ascii="Consolas" w:hAnsi="Consolas" w:eastAsia="Consolas"/>
@@ -1255,7 +1181,6 @@
             <w:tcW w:type="dxa" w:w="2351"/>
           </w:tcPr>
           <w:p>
-            <w:r/>
             <w:r>
               <w:rPr>
                 <w:rFonts w:ascii="Arial" w:hAnsi="Arial" w:eastAsia="Arial"/>
@@ -1270,7 +1195,6 @@
             <w:tcW w:type="dxa" w:w="2351"/>
           </w:tcPr>
           <w:p>
-            <w:r/>
             <w:r>
               <w:rPr>
                 <w:rFonts w:ascii="Arial" w:hAnsi="Arial" w:eastAsia="Arial"/>
@@ -1287,7 +1211,6 @@
             <w:tcW w:type="dxa" w:w="2351"/>
           </w:tcPr>
           <w:p>
-            <w:r/>
             <w:r>
               <w:rPr>
                 <w:rFonts w:ascii="Arial" w:hAnsi="Arial" w:eastAsia="Arial"/>
@@ -1302,13 +1225,12 @@
             <w:tcW w:type="dxa" w:w="2351"/>
           </w:tcPr>
           <w:p>
-            <w:r/>
             <w:r>
               <w:rPr>
                 <w:rFonts w:ascii="Consolas" w:hAnsi="Consolas" w:eastAsia="Consolas"/>
                 <w:sz w:val="20"/>
               </w:rPr>
-              <w:t>S16_code_install.png</w:t>
+              <w:t>S16_slozka_kurzu.png</w:t>
             </w:r>
           </w:p>
         </w:tc>
@@ -1317,13 +1239,12 @@
             <w:tcW w:type="dxa" w:w="2351"/>
           </w:tcPr>
           <w:p>
-            <w:r/>
             <w:r>
               <w:rPr>
                 <w:rFonts w:ascii="Arial" w:hAnsi="Arial" w:eastAsia="Arial"/>
                 <w:sz w:val="20"/>
               </w:rPr>
-              <w:t>Průzkumník, složka scripts, kontextové menu na install_skills.ps1 s položkou Spustit v PowerShellu; nebo okno PowerShellu s výpisem „Nainstalován skill: praktik…“</w:t>
+              <w:t>Průzkumník, složka kurzu se soubory &lt;KOD&gt;_Rozhovor.md, &lt;KOD&gt;_…_KURZ.md, &lt;KOD&gt;_QA_report.md, &lt;KOD&gt;_…_KURZ.docx</w:t>
             </w:r>
           </w:p>
         </w:tc>
@@ -1332,13 +1253,12 @@
             <w:tcW w:type="dxa" w:w="2351"/>
           </w:tcPr>
           <w:p>
-            <w:r/>
             <w:r>
               <w:rPr>
                 <w:rFonts w:ascii="Arial" w:hAnsi="Arial" w:eastAsia="Arial"/>
                 <w:sz w:val="20"/>
               </w:rPr>
-              <w:t>šipka na položku</w:t>
+              <w:t>rámeček kolem čtyř souborů</w:t>
             </w:r>
           </w:p>
         </w:tc>
@@ -1349,7 +1269,6 @@
             <w:tcW w:type="dxa" w:w="2351"/>
           </w:tcPr>
           <w:p>
-            <w:r/>
             <w:r>
               <w:rPr>
                 <w:rFonts w:ascii="Arial" w:hAnsi="Arial" w:eastAsia="Arial"/>
@@ -1364,13 +1283,12 @@
             <w:tcW w:type="dxa" w:w="2351"/>
           </w:tcPr>
           <w:p>
-            <w:r/>
             <w:r>
               <w:rPr>
                 <w:rFonts w:ascii="Consolas" w:hAnsi="Consolas" w:eastAsia="Consolas"/>
                 <w:sz w:val="20"/>
               </w:rPr>
-              <w:t>S17_code_tab.png</w:t>
+              <w:t>S17_zaver.png</w:t>
             </w:r>
           </w:p>
         </w:tc>
@@ -1379,83 +1297,6 @@
             <w:tcW w:type="dxa" w:w="2351"/>
           </w:tcPr>
           <w:p>
-            <w:r/>
-            <w:r>
-              <w:rPr>
-                <w:rFonts w:ascii="Arial" w:hAnsi="Arial" w:eastAsia="Arial"/>
-                <w:sz w:val="20"/>
-              </w:rPr>
-              <w:t xml:space="preserve">Claude Desktop, karta Code, otevřená složka kurzu, v řádku napsané </w:t>
-            </w:r>
-            <w:r>
-              <w:rPr>
-                <w:rFonts w:ascii="Consolas" w:hAnsi="Consolas" w:eastAsia="Consolas"/>
-                <w:sz w:val="20"/>
-              </w:rPr>
-              <w:t>/praktik</w:t>
-            </w:r>
-            <w:r>
-              <w:rPr>
-                <w:rFonts w:ascii="Arial" w:hAnsi="Arial" w:eastAsia="Arial"/>
-                <w:sz w:val="20"/>
-              </w:rPr>
-              <w:t xml:space="preserve"> s nabídkou skillů</w:t>
-            </w:r>
-          </w:p>
-        </w:tc>
-        <w:tc>
-          <w:tcPr>
-            <w:tcW w:type="dxa" w:w="2351"/>
-          </w:tcPr>
-          <w:p>
-            <w:r/>
-            <w:r>
-              <w:rPr>
-                <w:rFonts w:ascii="Arial" w:hAnsi="Arial" w:eastAsia="Arial"/>
-                <w:sz w:val="20"/>
-              </w:rPr>
-              <w:t>rámeček kolem nabídky</w:t>
-            </w:r>
-          </w:p>
-        </w:tc>
-      </w:tr>
-      <w:tr>
-        <w:tc>
-          <w:tcPr>
-            <w:tcW w:type="dxa" w:w="2351"/>
-          </w:tcPr>
-          <w:p>
-            <w:r/>
-            <w:r>
-              <w:rPr>
-                <w:rFonts w:ascii="Arial" w:hAnsi="Arial" w:eastAsia="Arial"/>
-                <w:sz w:val="20"/>
-              </w:rPr>
-              <w:t>S18</w:t>
-            </w:r>
-          </w:p>
-        </w:tc>
-        <w:tc>
-          <w:tcPr>
-            <w:tcW w:type="dxa" w:w="2351"/>
-          </w:tcPr>
-          <w:p>
-            <w:r/>
-            <w:r>
-              <w:rPr>
-                <w:rFonts w:ascii="Consolas" w:hAnsi="Consolas" w:eastAsia="Consolas"/>
-                <w:sz w:val="20"/>
-              </w:rPr>
-              <w:t>S18_zaver.png</w:t>
-            </w:r>
-          </w:p>
-        </w:tc>
-        <w:tc>
-          <w:tcPr>
-            <w:tcW w:type="dxa" w:w="2351"/>
-          </w:tcPr>
-          <w:p>
-            <w:r/>
             <w:r>
               <w:rPr>
                 <w:rFonts w:ascii="Arial" w:hAnsi="Arial" w:eastAsia="Arial"/>
@@ -1470,7 +1311,6 @@
             <w:tcW w:type="dxa" w:w="2351"/>
           </w:tcPr>
           <w:p>
-            <w:r/>
             <w:r>
               <w:rPr>
                 <w:rFonts w:ascii="Arial" w:hAnsi="Arial" w:eastAsia="Arial"/>
@@ -1491,7 +1331,7 @@
         <w:rPr>
           <w:rFonts w:ascii="Arial" w:hAnsi="Arial" w:eastAsia="Arial"/>
         </w:rPr>
-        <w:t>Pro scény 6 až 9 použijte reálný kurz z první vlny (např. C1.5 nebo C2.4), aby ukázka odpovídala katalogu. Text ve screenshotech musí být čitelný při 50 % náhledu; když ne, přibližte výřez.</w:t>
+        <w:t>Pro scény 6 až 10 použijte reálný kurz z první vlny (např. C1.5 nebo C2.4), aby ukázka odpovídala katalogu. Text ve screenshotech musí být čitelný při 50 % náhledu; když ne, přibližte výřez.</w:t>
       </w:r>
     </w:p>
     <w:p>
